--- a/klagomål/A 4674-2019 FSC-klagomål.docx
+++ b/klagomål/A 4674-2019 FSC-klagomål.docx
@@ -539,7 +539,7 @@
     <w:r>
       <w:tab/>
       <w:tab/>
-      <w:t>2024-02-15</w:t>
+      <w:t>2024-02-16</w:t>
       <w:br/>
       <w:br/>
     </w:r>

--- a/klagomål/A 4674-2019 FSC-klagomål.docx
+++ b/klagomål/A 4674-2019 FSC-klagomål.docx
@@ -539,7 +539,7 @@
     <w:r>
       <w:tab/>
       <w:tab/>
-      <w:t>2024-02-16</w:t>
+      <w:t>2024-02-19</w:t>
       <w:br/>
       <w:br/>
     </w:r>

--- a/klagomål/A 4674-2019 FSC-klagomål.docx
+++ b/klagomål/A 4674-2019 FSC-klagomål.docx
@@ -539,7 +539,7 @@
     <w:r>
       <w:tab/>
       <w:tab/>
-      <w:t>2024-02-19</w:t>
+      <w:t>2024-02-21</w:t>
       <w:br/>
       <w:br/>
     </w:r>

--- a/klagomål/A 4674-2019 FSC-klagomål.docx
+++ b/klagomål/A 4674-2019 FSC-klagomål.docx
@@ -539,7 +539,7 @@
     <w:r>
       <w:tab/>
       <w:tab/>
-      <w:t>2024-02-21</w:t>
+      <w:t>2024-02-22</w:t>
       <w:br/>
       <w:br/>
     </w:r>

--- a/klagomål/A 4674-2019 FSC-klagomål.docx
+++ b/klagomål/A 4674-2019 FSC-klagomål.docx
@@ -539,7 +539,7 @@
     <w:r>
       <w:tab/>
       <w:tab/>
-      <w:t>2024-02-22</w:t>
+      <w:t>2024-02-23</w:t>
       <w:br/>
       <w:br/>
     </w:r>

--- a/klagomål/A 4674-2019 FSC-klagomål.docx
+++ b/klagomål/A 4674-2019 FSC-klagomål.docx
@@ -17,7 +17,7 @@
     </w:p>
     <w:p>
       <w:r>
-        <w:t>Nedan presenteras fynd av naturvårdsarter och fridlysta arter som gjorts i det avverkningsanmälda området, samt relevanta utdrag ur standarderna för FSC, Chain of Custody, Controlled Wood och PEFC.</w:t>
+        <w:t>Nedan presenteras fynd av naturvårdsarter och fridlysta arter som gjorts i det avverkningsanmälda området, samt relevanta utdrag ur standarderna för FSC, Chain of Custody, Controlled Wood och PEFC. I BILAGA 1 finns artfakta om fridlysta arter.</w:t>
       </w:r>
     </w:p>
     <w:p>
@@ -105,7 +105,6 @@
     </w:p>
     <w:p>
       <w:r>
-        <w:br/>
         <w:t xml:space="preserve">Observera att medlemsländerna är skyldiga att agera i enlighet med EU:s fågeldirektiv där det uttryckligen står att direktivet gäller för fåglar samt för deras ägg, bon och </w:t>
       </w:r>
       <w:r>
@@ -116,6 +115,22 @@
       </w:r>
       <w:r>
         <w:t>(artikel 1). Vidare att de åtgärder som vidtas inte får leda till en försämring av den nuvarande situationen beträffande bevarandet av de fågelarter som avses i artikel 1 (artikel 13). Fågeldirektivet är styrande för tillsynsansvariga myndigheters ärendehantering, ställningstaganden och beslutsfattande.</w:t>
+      </w:r>
+    </w:p>
+    <w:p>
+      <w:r>
+        <w:rPr>
+          <w:b/>
+        </w:rPr>
+        <w:t>Mindre hackspett (NT, §4)</w:t>
+      </w:r>
+      <w:r>
+        <w:t xml:space="preserve"> är rödlistad som nära hotad, fridlyst och prioriterad art i Skogsvårdslagen. Minskningstakten har uppgått till 25 (10-40) % under de senaste 15 åren och bedöms vara nära gränsvärdet för Sårbar (VU). (A2bc). Arten har stora revir och höga krav när det gäller förekomst av lövskog på landskapsnivå. För att häcka framgångsrikt behöver ett par cirka 40 ha äldre lövdominerad skog inom ett område på upp till 200 ha. Under vintern kan födosök även ske i äldre grandominerad skog (SLU Artdatabanken, 2021 &amp; Skogsstyrelsen, 2016).</w:t>
+      </w:r>
+    </w:p>
+    <w:p>
+      <w:r>
+        <w:t>I BILAGA 1 finns mer detaljerad information om ekologi samt krav på livsmiljö hos fridlysta arter.</w:t>
       </w:r>
     </w:p>
     <w:p>
@@ -411,6 +426,83 @@
         <w:t>I den avverkningsanmälda skogen har fridlysta arter sina livsmiljöer och växtplatser. Att skada de fridlysta arternas livsmiljöer, växtplatser eller ekologiska funktion är inte tillåtet enligt artskyddsförordningen</w:t>
       </w:r>
     </w:p>
+    <w:p>
+      <w:r>
+        <w:br w:type="page"/>
+      </w:r>
+    </w:p>
+    <w:p>
+      <w:pPr>
+        <w:pStyle w:val="Title"/>
+      </w:pPr>
+      <w:r>
+        <w:t>BILAGA 1 - Fridlysta arter</w:t>
+      </w:r>
+    </w:p>
+    <w:p>
+      <w:pPr>
+        <w:pStyle w:val="Heading1"/>
+      </w:pPr>
+      <w:r>
+        <w:t>Mindre hackspett - ekologi samt krav på livsmiljön</w:t>
+      </w:r>
+    </w:p>
+    <w:p>
+      <w:r>
+        <w:t>Mindre hackspett (NT) är rödlistad som nära hotad, fridlyst och prioriterad art i Skogsvårdslagen. Minskningstakten har uppgått till 25 (10-40) % under de senaste 15 åren och bedöms vara nära gränsvärdet för Sårbar (VU). (A2bc). (SLU Artdatabanken 2021).</w:t>
+      </w:r>
+    </w:p>
+    <w:p>
+      <w:r>
+        <w:t>Den mindre hackspetten lever i löv- och blandskog med förekomst av äldre lövträd, gärna ädellövträd i södra Sverige. Norrut förekommer arten i gamla löv- och blandskogar med al, björk och asp. Ett mycket glest bestånd förekommer i fjällbjörkskogen. Under vintern kan födosök ske även i äldre grandominerad skog, troligen för att den ger bättre skydd mot rovdjur och rovfåglar än ren lövskog. (SLU Artdatabanken, 2021).</w:t>
+      </w:r>
+    </w:p>
+    <w:p>
+      <w:r>
+        <w:t>Arten har stora revir och höga krav när det gäller förekomst av lövskog på landskapsnivå. För att häcka framgångsrikt behöver ett par cirka 40 ha äldre lövdominerad skog inom ett område på upp till 200 ha. Under vintern utsträcks födosöket till ett större område på flera hundra hektar, men varje individ återvänder till samma natthål kväll efter kväll. Arten häckar i murkna lövträdsstammar eller stubbar (oftast klibbal eller björk), vanligen 3–7 meter över marken. Ett nytt bohål hackas ut varje vår (Skogsstyrelsen, 2016 &amp; SLU Artdatabanken, 2021).</w:t>
+      </w:r>
+    </w:p>
+    <w:p>
+      <w:r>
+        <w:t>Mindre hackspetten missgynnas av gallring i löv- och blandskogar, om lövträd tas bort. Vidare så missgynnas arten starkt genom avverkning av äldre lövträd, dränering och avverkning av al- och björkkärr, röjning eller gallring av täta strandskogar, alkärr samt borttagande av murkna träd och grenar. Nedhuggning av äldre hagmarksbjörkar och alar är också negativt. Arten hotas dessutom av biobränsleuttag i gamla inägomarker och andra lövskogar (Skogsstyrelsen, 2016 &amp; SLU Artdatabanken, 2021).</w:t>
+      </w:r>
+    </w:p>
+    <w:p>
+      <w:pPr>
+        <w:pStyle w:val="Heading2"/>
+      </w:pPr>
+      <w:r>
+        <w:t>Referenser – mindre hackspett</w:t>
+      </w:r>
+    </w:p>
+    <w:p>
+      <w:r>
+        <w:t xml:space="preserve">Skogsstyrelsen, 2016. </w:t>
+      </w:r>
+      <w:r>
+        <w:rPr>
+          <w:i/>
+        </w:rPr>
+        <w:t xml:space="preserve">Vägledning för hänsyn till mindre hackspett. </w:t>
+      </w:r>
+      <w:r>
+        <w:t>https://www.skogsstyrelsen.se/globalassets/lag-och-tillsyn/artskydd/vagledningar-for-hansyn-till-faglar/mindre-hackspett-vagledning-hansyn2.pdf</w:t>
+      </w:r>
+    </w:p>
+    <w:p>
+      <w:r>
+        <w:t xml:space="preserve">SLU Artdatabanken, 2021. </w:t>
+      </w:r>
+      <w:r>
+        <w:rPr>
+          <w:i/>
+        </w:rPr>
+        <w:t xml:space="preserve">Artfaktablad. Naturvård – artfakta. </w:t>
+      </w:r>
+      <w:r>
+        <w:t>SLU Artdatabanken, Uppsala</w:t>
+      </w:r>
+    </w:p>
     <w:sectPr>
       <w:headerReference w:type="even" r:id="rId8"/>
       <w:headerReference w:type="default" r:id="rId9"/>
@@ -539,7 +631,7 @@
     <w:r>
       <w:tab/>
       <w:tab/>
-      <w:t>2024-02-23</w:t>
+      <w:t>2024-02-24</w:t>
       <w:br/>
       <w:br/>
     </w:r>

--- a/klagomål/A 4674-2019 FSC-klagomål.docx
+++ b/klagomål/A 4674-2019 FSC-klagomål.docx
@@ -631,7 +631,7 @@
     <w:r>
       <w:tab/>
       <w:tab/>
-      <w:t>2024-02-24</w:t>
+      <w:t>2024-02-25</w:t>
       <w:br/>
       <w:br/>
     </w:r>

--- a/klagomål/A 4674-2019 FSC-klagomål.docx
+++ b/klagomål/A 4674-2019 FSC-klagomål.docx
@@ -7,7 +7,7 @@
         <w:pStyle w:val="Title"/>
       </w:pPr>
       <w:r>
-        <w:t>FSC- /PEFC-klagomål - information om höga naturvärden och fridlysta arter i avverkningsanmälan A 4674-2019 i Vallentuna kommun</w:t>
+        <w:t>Inledande FSC- /PEFC-klagomål - information om höga naturvärden och fridlysta arter i avverkningsanmälan A 4674-2019 i Vallentuna kommun</w:t>
       </w:r>
     </w:p>
     <w:p>
@@ -40,7 +40,7 @@
     </w:p>
     <w:p>
       <w:r>
-        <w:t>De påträffade naturvårdsarterna är ett tydligt kvitto på att detta rör sig om en skog med mycket höga naturvärden. I Figur 1 visas en karta över det avverkningsanmälda området, där samtliga fyndplatser för naturvårdsarter som finns registrerade på Artportalen har markerats.</w:t>
+        <w:t>De påträffade naturvårdsarterna är ett tydligt kvitto på att detta rör sig om en skog med höga naturvärden. I Figur 1 visas en karta över det avverkningsanmälda området, där samtliga fyndplatser för naturvårdsarter som finns registrerade på Artportalen har markerats.</w:t>
       </w:r>
     </w:p>
     <w:p>
@@ -631,7 +631,7 @@
     <w:r>
       <w:tab/>
       <w:tab/>
-      <w:t>2024-02-25</w:t>
+      <w:t>2024-02-26</w:t>
       <w:br/>
       <w:br/>
     </w:r>

--- a/klagomål/A 4674-2019 FSC-klagomål.docx
+++ b/klagomål/A 4674-2019 FSC-klagomål.docx
@@ -631,7 +631,7 @@
     <w:r>
       <w:tab/>
       <w:tab/>
-      <w:t>2024-02-26</w:t>
+      <w:t>2024-02-27</w:t>
       <w:br/>
       <w:br/>
     </w:r>

--- a/klagomål/A 4674-2019 FSC-klagomål.docx
+++ b/klagomål/A 4674-2019 FSC-klagomål.docx
@@ -631,7 +631,7 @@
     <w:r>
       <w:tab/>
       <w:tab/>
-      <w:t>2024-02-27</w:t>
+      <w:t>2024-02-28</w:t>
       <w:br/>
       <w:br/>
     </w:r>

--- a/klagomål/A 4674-2019 FSC-klagomål.docx
+++ b/klagomål/A 4674-2019 FSC-klagomål.docx
@@ -631,7 +631,7 @@
     <w:r>
       <w:tab/>
       <w:tab/>
-      <w:t>2024-02-28</w:t>
+      <w:t>2024-02-29</w:t>
       <w:br/>
       <w:br/>
     </w:r>

--- a/klagomål/A 4674-2019 FSC-klagomål.docx
+++ b/klagomål/A 4674-2019 FSC-klagomål.docx
@@ -631,7 +631,7 @@
     <w:r>
       <w:tab/>
       <w:tab/>
-      <w:t>2024-02-29</w:t>
+      <w:t>2024-03-01</w:t>
       <w:br/>
       <w:br/>
     </w:r>

--- a/klagomål/A 4674-2019 FSC-klagomål.docx
+++ b/klagomål/A 4674-2019 FSC-klagomål.docx
@@ -631,7 +631,7 @@
     <w:r>
       <w:tab/>
       <w:tab/>
-      <w:t>2024-03-01</w:t>
+      <w:t>2024-03-02</w:t>
       <w:br/>
       <w:br/>
     </w:r>

--- a/klagomål/A 4674-2019 FSC-klagomål.docx
+++ b/klagomål/A 4674-2019 FSC-klagomål.docx
@@ -2,6 +2,162 @@
 <file path=word/document.xml><?xml version="1.0" encoding="utf-8"?>
 <w:document xmlns:wpc="http://schemas.microsoft.com/office/word/2010/wordprocessingCanvas" xmlns:cx="http://schemas.microsoft.com/office/drawing/2014/chartex" xmlns:cx1="http://schemas.microsoft.com/office/drawing/2015/9/8/chartex" xmlns:cx2="http://schemas.microsoft.com/office/drawing/2015/10/21/chartex" xmlns:cx3="http://schemas.microsoft.com/office/drawing/2016/5/9/chartex" xmlns:cx4="http://schemas.microsoft.com/office/drawing/2016/5/10/chartex" xmlns:cx5="http://schemas.microsoft.com/office/drawing/2016/5/11/chartex" xmlns:cx6="http://schemas.microsoft.com/office/drawing/2016/5/12/chartex" xmlns:cx7="http://schemas.microsoft.com/office/drawing/2016/5/13/chartex" xmlns:cx8="http://schemas.microsoft.com/office/drawing/2016/5/14/chartex" xmlns:mc="http://schemas.openxmlformats.org/markup-compatibility/2006" xmlns:aink="http://schemas.microsoft.com/office/drawing/2016/ink" xmlns:am3d="http://schemas.microsoft.com/office/drawing/2017/model3d" xmlns:o="urn:schemas-microsoft-com:office:office" xmlns:oel="http://schemas.microsoft.com/office/2019/extlst" xmlns:r="http://schemas.openxmlformats.org/officeDocument/2006/relationships" xmlns:m="http://schemas.openxmlformats.org/officeDocument/2006/math" xmlns:v="urn:schemas-microsoft-com:vml" xmlns:wp14="http://schemas.microsoft.com/office/word/2010/wordprocessingDrawing" xmlns:wp="http://schemas.openxmlformats.org/drawingml/2006/wordprocessingDrawing" xmlns:w10="urn:schemas-microsoft-com:office:word" xmlns:w="http://schemas.openxmlformats.org/wordprocessingml/2006/main" xmlns:w14="http://schemas.microsoft.com/office/word/2010/wordml" xmlns:w15="http://schemas.microsoft.com/office/word/2012/wordml" xmlns:w16cex="http://schemas.microsoft.com/office/word/2018/wordml/cex" xmlns:w16cid="http://schemas.microsoft.com/office/word/2016/wordml/cid" xmlns:w16="http://schemas.microsoft.com/office/word/2018/wordml" xmlns:w16sdtdh="http://schemas.microsoft.com/office/word/2020/wordml/sdtdatahash" xmlns:w16se="http://schemas.microsoft.com/office/word/2015/wordml/symex" xmlns:wpg="http://schemas.microsoft.com/office/word/2010/wordprocessingGroup" xmlns:wpi="http://schemas.microsoft.com/office/word/2010/wordprocessingInk" xmlns:wne="http://schemas.microsoft.com/office/word/2006/wordml" xmlns:wps="http://schemas.microsoft.com/office/word/2010/wordprocessingShape" mc:Ignorable="w14 w15 w16se w16cid w16 w16cex w16sdtdh wp14">
   <w:body>
+    <w:p>
+      <w:r>
+        <w:rPr>
+          <w:highlight w:val="yellow"/>
+        </w:rPr>
+        <w:t>OBS! Ta bort denna text och instruktionerna nedan innan dokumentet skickas in.</w:t>
+      </w:r>
+    </w:p>
+    <w:p>
+      <w:r>
+        <w:rPr>
+          <w:u w:val="single"/>
+        </w:rPr>
+        <w:t>Saker att tänka på innan du skickar in synpunkter, förfrågningar och klagomål gällande FSC regelverket:</w:t>
+      </w:r>
+    </w:p>
+    <w:p>
+      <w:pPr>
+        <w:pStyle w:val="ListBullet"/>
+      </w:pPr>
+      <w:r>
+        <w:rPr>
+          <w:b/>
+        </w:rPr>
+        <w:t>Mycket viktig att beställa hem</w:t>
+      </w:r>
+      <w:r>
+        <w:rPr>
+          <w:b/>
+          <w:vertAlign w:val="superscript"/>
+        </w:rPr>
+        <w:t>1</w:t>
+      </w:r>
+      <w:r>
+        <w:rPr>
+          <w:b/>
+        </w:rPr>
+        <w:t xml:space="preserve"> och granska avverkningsanmälan från Skogsstyrelsen innan du skickar iväg något.</w:t>
+      </w:r>
+    </w:p>
+    <w:p>
+      <w:pPr>
+        <w:pStyle w:val="ListBullet"/>
+      </w:pPr>
+      <w:r>
+        <w:rPr>
+          <w:b/>
+        </w:rPr>
+        <w:t xml:space="preserve">Den svenska FSC standardens krav (exempelvis indikator 6.4.3) kan endast användas om markägaren är FSC certifierad. </w:t>
+      </w:r>
+      <w:r>
+        <w:t>Du måste därför ta reda på om markägaren är FSC certifierad innan du skickar in ett sådant klagomål</w:t>
+      </w:r>
+      <w:r>
+        <w:rPr>
+          <w:vertAlign w:val="superscript"/>
+        </w:rPr>
+        <w:t>2</w:t>
+      </w:r>
+      <w:r>
+        <w:t>.</w:t>
+      </w:r>
+    </w:p>
+    <w:p>
+      <w:pPr>
+        <w:pStyle w:val="ListBullet"/>
+      </w:pPr>
+      <w:r>
+        <w:rPr>
+          <w:b/>
+        </w:rPr>
+        <w:t>För att skicka klagomål gällande bristfällig hänsyn till rödlistade arter (indikator 6.4.3) måste man först granska om det finns någon hänsyn planerad till arterna i avverkningsanmälan.</w:t>
+      </w:r>
+    </w:p>
+    <w:p>
+      <w:pPr>
+        <w:pStyle w:val="ListBullet"/>
+      </w:pPr>
+      <w:r>
+        <w:t xml:space="preserve">Om du inte har granskat om hänsyn planeras till arterna i avverkningsanmälan kan du möjligen skicka in dokumentet som en synpunkt eller förfrågan. </w:t>
+      </w:r>
+      <w:r>
+        <w:rPr>
+          <w:b/>
+        </w:rPr>
+        <w:t>Om du skickar in som förfrågan kan du till skillnad från en synpunkt förvänta dig ett svar.</w:t>
+      </w:r>
+    </w:p>
+    <w:p>
+      <w:pPr>
+        <w:pStyle w:val="ListBullet"/>
+      </w:pPr>
+      <w:r>
+        <w:t>Klagomål mot FSC skogsbruksstandarden ska i ett första skede framföras till certifikatsinnehavaren, tex ett skogsbolag. Många (främst mindre) skogsägare är medlemmar i gruppcertifikat</w:t>
+      </w:r>
+      <w:r>
+        <w:rPr>
+          <w:vertAlign w:val="superscript"/>
+        </w:rPr>
+        <w:t>3</w:t>
+      </w:r>
+      <w:r>
+        <w:t xml:space="preserve"> och då ska klagomålet framföras till gruppcertifikatet.</w:t>
+      </w:r>
+    </w:p>
+    <w:p>
+      <w:pPr>
+        <w:pStyle w:val="ListBullet"/>
+      </w:pPr>
+      <w:r>
+        <w:t>Om ett ombud (tex Norra skog eller Mellanskog) avverkningsanmäler en skog med naturvärden motsvarande nyckelbiotops kvalité men markägaren inte är FSC certifierad, bör du skicka in ett FSC kontrollerat virke klagomål. Då ska klagomålet skickas till ombudsföretaget.</w:t>
+      </w:r>
+    </w:p>
+    <w:p>
+      <w:pPr>
+        <w:jc w:val="left"/>
+      </w:pPr>
+      <w:r>
+        <w:rPr>
+          <w:vertAlign w:val="superscript"/>
+        </w:rPr>
+        <w:t>1</w:t>
+      </w:r>
+      <w:r>
+        <w:t xml:space="preserve"> Maila till skogsstyrelsen@skogsstyrelsen.se</w:t>
+        <w:br/>
+      </w:r>
+      <w:r>
+        <w:rPr>
+          <w:vertAlign w:val="superscript"/>
+        </w:rPr>
+        <w:t>2</w:t>
+      </w:r>
+      <w:r>
+        <w:t xml:space="preserve"> Hör av dig till FSC kansliet eller isak.lodin@wwf.se om du vill ha hjälp.</w:t>
+        <w:br/>
+      </w:r>
+      <w:r>
+        <w:rPr>
+          <w:vertAlign w:val="superscript"/>
+        </w:rPr>
+        <w:t>3</w:t>
+      </w:r>
+      <w:r>
+        <w:t xml:space="preserve"> https://se.fsc.org/se-sv/hitta/grupper-for-skogsbrukscertifiering</w:t>
+      </w:r>
+    </w:p>
+    <w:p>
+      <w:r>
+        <w:rPr>
+          <w:highlight w:val="yellow"/>
+        </w:rPr>
+        <w:t>OBS! Ta bort denna text och instruktionerna ovan innan dokumentet skickas in.</w:t>
+        <w:br w:type="page"/>
+      </w:r>
+    </w:p>
     <w:p>
       <w:pPr>
         <w:pStyle w:val="Title"/>
@@ -631,7 +787,7 @@
     <w:r>
       <w:tab/>
       <w:tab/>
-      <w:t>2024-03-02</w:t>
+      <w:t>2024-03-03</w:t>
       <w:br/>
       <w:br/>
     </w:r>

--- a/klagomål/A 4674-2019 FSC-klagomål.docx
+++ b/klagomål/A 4674-2019 FSC-klagomål.docx
@@ -787,7 +787,7 @@
     <w:r>
       <w:tab/>
       <w:tab/>
-      <w:t>2024-03-03</w:t>
+      <w:t>2024-03-04</w:t>
       <w:br/>
       <w:br/>
     </w:r>

--- a/klagomål/A 4674-2019 FSC-klagomål.docx
+++ b/klagomål/A 4674-2019 FSC-klagomål.docx
@@ -787,7 +787,7 @@
     <w:r>
       <w:tab/>
       <w:tab/>
-      <w:t>2024-03-04</w:t>
+      <w:t>2024-03-05</w:t>
       <w:br/>
       <w:br/>
     </w:r>

--- a/klagomål/A 4674-2019 FSC-klagomål.docx
+++ b/klagomål/A 4674-2019 FSC-klagomål.docx
@@ -787,7 +787,7 @@
     <w:r>
       <w:tab/>
       <w:tab/>
-      <w:t>2024-03-05</w:t>
+      <w:t>2024-03-06</w:t>
       <w:br/>
       <w:br/>
     </w:r>

--- a/klagomål/A 4674-2019 FSC-klagomål.docx
+++ b/klagomål/A 4674-2019 FSC-klagomål.docx
@@ -787,7 +787,7 @@
     <w:r>
       <w:tab/>
       <w:tab/>
-      <w:t>2024-03-06</w:t>
+      <w:t>2024-03-07</w:t>
       <w:br/>
       <w:br/>
     </w:r>

--- a/klagomål/A 4674-2019 FSC-klagomål.docx
+++ b/klagomål/A 4674-2019 FSC-klagomål.docx
@@ -787,7 +787,7 @@
     <w:r>
       <w:tab/>
       <w:tab/>
-      <w:t>2024-03-07</w:t>
+      <w:t>2024-03-08</w:t>
       <w:br/>
       <w:br/>
     </w:r>

--- a/klagomål/A 4674-2019 FSC-klagomål.docx
+++ b/klagomål/A 4674-2019 FSC-klagomål.docx
@@ -787,7 +787,7 @@
     <w:r>
       <w:tab/>
       <w:tab/>
-      <w:t>2024-03-08</w:t>
+      <w:t>2024-03-09</w:t>
       <w:br/>
       <w:br/>
     </w:r>

--- a/klagomål/A 4674-2019 FSC-klagomål.docx
+++ b/klagomål/A 4674-2019 FSC-klagomål.docx
@@ -787,7 +787,7 @@
     <w:r>
       <w:tab/>
       <w:tab/>
-      <w:t>2024-03-09</w:t>
+      <w:t>2024-03-10</w:t>
       <w:br/>
       <w:br/>
     </w:r>

--- a/klagomål/A 4674-2019 FSC-klagomål.docx
+++ b/klagomål/A 4674-2019 FSC-klagomål.docx
@@ -787,7 +787,7 @@
     <w:r>
       <w:tab/>
       <w:tab/>
-      <w:t>2024-03-10</w:t>
+      <w:t>2024-03-11</w:t>
       <w:br/>
       <w:br/>
     </w:r>

--- a/klagomål/A 4674-2019 FSC-klagomål.docx
+++ b/klagomål/A 4674-2019 FSC-klagomål.docx
@@ -787,7 +787,7 @@
     <w:r>
       <w:tab/>
       <w:tab/>
-      <w:t>2024-03-11</w:t>
+      <w:t>2024-03-12</w:t>
       <w:br/>
       <w:br/>
     </w:r>

--- a/klagomål/A 4674-2019 FSC-klagomål.docx
+++ b/klagomål/A 4674-2019 FSC-klagomål.docx
@@ -787,7 +787,7 @@
     <w:r>
       <w:tab/>
       <w:tab/>
-      <w:t>2024-03-12</w:t>
+      <w:t>2024-03-13</w:t>
       <w:br/>
       <w:br/>
     </w:r>
